--- a/ТЗ PL NL FI/Alegria ТЗ на текст - Myytävät asunnot ja huoneistot Espanjassa финский.docx
+++ b/ТЗ PL NL FI/Alegria ТЗ на текст - Myytävät asunnot ja huoneistot Espanjassa финский.docx
@@ -995,7 +995,7 @@
           <w:szCs w:val="22"/>
           <w:rtl w:val="0"/>
         </w:rPr>
-        <w:t xml:space="preserve">7 балов</w:t>
+        <w:t xml:space="preserve">7 баллов</w:t>
       </w:r>
       <w:r>
         <w:rPr>
@@ -1177,7 +1177,7 @@
         <w:rPr>
           <w:rtl w:val="0"/>
         </w:rPr>
-        <w:t xml:space="preserve">&lt;H2&gt; Asunnot myytävänä Espanjassa</w:t>
+        <w:t xml:space="preserve">&lt;H2&gt; Asuntoja myytävänä Espanjassa</w:t>
       </w:r>
     </w:p>
     <w:p>
